--- a/Backend/Director_Disclosure/Output_Disclosures/2024-25/BSE_E_AGRICULTURAL_MARKETS_LIMITED/DIR-8/DIR8_SUNDARESHAN_STHANUNATHAN_01675195.docx
+++ b/Backend/Director_Disclosure/Output_Disclosures/2024-25/BSE_E_AGRICULTURAL_MARKETS_LIMITED/DIR-8/DIR8_SUNDARESHAN_STHANUNATHAN_01675195.docx
@@ -474,14 +474,6 @@
               <w:spacing w:after="0"/>
               <w:jc w:val="both"/>
             </w:pPr>
-            <w:r>
-              <w:rPr>
-                <w:rFonts w:ascii="Adani" w:hAnsi="Adani" w:eastAsia="Adani" w:cs="Adani"/>
-                <w:b w:val="0"/>
-                <w:sz w:val="23"/>
-              </w:rPr>
-              <w:t>INDIAN CLEARING CORPORATION LIMITED</w:t>
-            </w:r>
           </w:p>
         </w:tc>
         <w:tc>
@@ -493,364 +485,6 @@
               <w:spacing w:after="0"/>
               <w:jc w:val="center"/>
             </w:pPr>
-            <w:r>
-              <w:rPr>
-                <w:rFonts w:ascii="Adani" w:hAnsi="Adani" w:eastAsia="Adani" w:cs="Adani"/>
-                <w:b w:val="0"/>
-                <w:sz w:val="23"/>
-              </w:rPr>
-              <w:t>28/08/2015</w:t>
-            </w:r>
-          </w:p>
-        </w:tc>
-        <w:tc>
-          <w:tcPr>
-            <w:tcW w:type="dxa" w:w="2250"/>
-          </w:tcPr>
-          <w:p>
-            <w:pPr>
-              <w:spacing w:after="0"/>
-              <w:jc w:val="center"/>
-            </w:pPr>
-          </w:p>
-        </w:tc>
-      </w:tr>
-      <w:tr>
-        <w:tc>
-          <w:tcPr>
-            <w:tcW w:type="dxa" w:w="636"/>
-          </w:tcPr>
-          <w:p>
-            <w:pPr>
-              <w:spacing w:after="0"/>
-              <w:ind w:left="360"/>
-            </w:pPr>
-            <w:r>
-              <w:rPr>
-                <w:rFonts w:ascii="Adani" w:hAnsi="Adani" w:eastAsia="Adani" w:cs="Adani"/>
-                <w:b w:val="0"/>
-                <w:sz w:val="23"/>
-              </w:rPr>
-              <w:t>4</w:t>
-            </w:r>
-          </w:p>
-        </w:tc>
-        <w:tc>
-          <w:tcPr>
-            <w:tcW w:type="dxa" w:w="3864"/>
-          </w:tcPr>
-          <w:p>
-            <w:pPr>
-              <w:spacing w:after="0"/>
-              <w:jc w:val="both"/>
-            </w:pPr>
-            <w:r>
-              <w:rPr>
-                <w:rFonts w:ascii="Adani" w:hAnsi="Adani" w:eastAsia="Adani" w:cs="Adani"/>
-                <w:b w:val="0"/>
-                <w:sz w:val="23"/>
-              </w:rPr>
-              <w:t>GREAT EASTERN ENERGY CORPORATION LIMITED</w:t>
-            </w:r>
-          </w:p>
-        </w:tc>
-        <w:tc>
-          <w:tcPr>
-            <w:tcW w:type="dxa" w:w="2610"/>
-          </w:tcPr>
-          <w:p>
-            <w:pPr>
-              <w:spacing w:after="0"/>
-              <w:jc w:val="center"/>
-            </w:pPr>
-            <w:r>
-              <w:rPr>
-                <w:rFonts w:ascii="Adani" w:hAnsi="Adani" w:eastAsia="Adani" w:cs="Adani"/>
-                <w:b w:val="0"/>
-                <w:sz w:val="23"/>
-              </w:rPr>
-              <w:t>10/01/2015</w:t>
-            </w:r>
-          </w:p>
-        </w:tc>
-        <w:tc>
-          <w:tcPr>
-            <w:tcW w:type="dxa" w:w="2250"/>
-          </w:tcPr>
-          <w:p>
-            <w:pPr>
-              <w:spacing w:after="0"/>
-              <w:jc w:val="center"/>
-            </w:pPr>
-          </w:p>
-        </w:tc>
-      </w:tr>
-      <w:tr>
-        <w:tc>
-          <w:tcPr>
-            <w:tcW w:type="dxa" w:w="636"/>
-          </w:tcPr>
-          <w:p>
-            <w:pPr>
-              <w:spacing w:after="0"/>
-              <w:ind w:left="360"/>
-            </w:pPr>
-            <w:r>
-              <w:rPr>
-                <w:rFonts w:ascii="Adani" w:hAnsi="Adani" w:eastAsia="Adani" w:cs="Adani"/>
-                <w:b w:val="0"/>
-                <w:sz w:val="23"/>
-              </w:rPr>
-              <w:t>5</w:t>
-            </w:r>
-          </w:p>
-        </w:tc>
-        <w:tc>
-          <w:tcPr>
-            <w:tcW w:type="dxa" w:w="3864"/>
-          </w:tcPr>
-          <w:p>
-            <w:pPr>
-              <w:spacing w:after="0"/>
-              <w:jc w:val="both"/>
-            </w:pPr>
-            <w:r>
-              <w:rPr>
-                <w:rFonts w:ascii="Adani" w:hAnsi="Adani" w:eastAsia="Adani" w:cs="Adani"/>
-                <w:b w:val="0"/>
-                <w:sz w:val="23"/>
-              </w:rPr>
-              <w:t>VEEDOL CORPORATION LIMITED</w:t>
-            </w:r>
-          </w:p>
-        </w:tc>
-        <w:tc>
-          <w:tcPr>
-            <w:tcW w:type="dxa" w:w="2610"/>
-          </w:tcPr>
-          <w:p>
-            <w:pPr>
-              <w:spacing w:after="0"/>
-              <w:jc w:val="center"/>
-            </w:pPr>
-            <w:r>
-              <w:rPr>
-                <w:rFonts w:ascii="Adani" w:hAnsi="Adani" w:eastAsia="Adani" w:cs="Adani"/>
-                <w:b w:val="0"/>
-                <w:sz w:val="23"/>
-              </w:rPr>
-              <w:t>03/11/2014</w:t>
-            </w:r>
-          </w:p>
-        </w:tc>
-        <w:tc>
-          <w:tcPr>
-            <w:tcW w:type="dxa" w:w="2250"/>
-          </w:tcPr>
-          <w:p>
-            <w:pPr>
-              <w:spacing w:after="0"/>
-              <w:jc w:val="center"/>
-            </w:pPr>
-          </w:p>
-        </w:tc>
-      </w:tr>
-      <w:tr>
-        <w:tc>
-          <w:tcPr>
-            <w:tcW w:type="dxa" w:w="636"/>
-          </w:tcPr>
-          <w:p>
-            <w:pPr>
-              <w:spacing w:after="0"/>
-              <w:ind w:left="360"/>
-            </w:pPr>
-            <w:r>
-              <w:rPr>
-                <w:rFonts w:ascii="Adani" w:hAnsi="Adani" w:eastAsia="Adani" w:cs="Adani"/>
-                <w:b w:val="0"/>
-                <w:sz w:val="23"/>
-              </w:rPr>
-              <w:t>6</w:t>
-            </w:r>
-          </w:p>
-        </w:tc>
-        <w:tc>
-          <w:tcPr>
-            <w:tcW w:type="dxa" w:w="3864"/>
-          </w:tcPr>
-          <w:p>
-            <w:pPr>
-              <w:spacing w:after="0"/>
-              <w:jc w:val="both"/>
-            </w:pPr>
-            <w:r>
-              <w:rPr>
-                <w:rFonts w:ascii="Adani" w:hAnsi="Adani" w:eastAsia="Adani" w:cs="Adani"/>
-                <w:b w:val="0"/>
-                <w:sz w:val="23"/>
-              </w:rPr>
-              <w:t>ADANI KRISHNAPATNAM PORT LIMITED</w:t>
-            </w:r>
-          </w:p>
-        </w:tc>
-        <w:tc>
-          <w:tcPr>
-            <w:tcW w:type="dxa" w:w="2610"/>
-          </w:tcPr>
-          <w:p>
-            <w:pPr>
-              <w:spacing w:after="0"/>
-              <w:jc w:val="center"/>
-            </w:pPr>
-            <w:r>
-              <w:rPr>
-                <w:rFonts w:ascii="Adani" w:hAnsi="Adani" w:eastAsia="Adani" w:cs="Adani"/>
-                <w:b w:val="0"/>
-                <w:sz w:val="23"/>
-              </w:rPr>
-              <w:t>01/10/2014</w:t>
-            </w:r>
-          </w:p>
-        </w:tc>
-        <w:tc>
-          <w:tcPr>
-            <w:tcW w:type="dxa" w:w="2250"/>
-          </w:tcPr>
-          <w:p>
-            <w:pPr>
-              <w:spacing w:after="0"/>
-              <w:jc w:val="center"/>
-            </w:pPr>
-          </w:p>
-        </w:tc>
-      </w:tr>
-      <w:tr>
-        <w:tc>
-          <w:tcPr>
-            <w:tcW w:type="dxa" w:w="636"/>
-          </w:tcPr>
-          <w:p>
-            <w:pPr>
-              <w:spacing w:after="0"/>
-              <w:ind w:left="360"/>
-            </w:pPr>
-            <w:r>
-              <w:rPr>
-                <w:rFonts w:ascii="Adani" w:hAnsi="Adani" w:eastAsia="Adani" w:cs="Adani"/>
-                <w:b w:val="0"/>
-                <w:sz w:val="23"/>
-              </w:rPr>
-              <w:t>7</w:t>
-            </w:r>
-          </w:p>
-        </w:tc>
-        <w:tc>
-          <w:tcPr>
-            <w:tcW w:type="dxa" w:w="3864"/>
-          </w:tcPr>
-          <w:p>
-            <w:pPr>
-              <w:spacing w:after="0"/>
-              <w:jc w:val="both"/>
-            </w:pPr>
-            <w:r>
-              <w:rPr>
-                <w:rFonts w:ascii="Adani" w:hAnsi="Adani" w:eastAsia="Adani" w:cs="Adani"/>
-                <w:b w:val="0"/>
-                <w:sz w:val="23"/>
-              </w:rPr>
-              <w:t>PATSPIN INDIA LIMITED</w:t>
-            </w:r>
-          </w:p>
-        </w:tc>
-        <w:tc>
-          <w:tcPr>
-            <w:tcW w:type="dxa" w:w="2610"/>
-          </w:tcPr>
-          <w:p>
-            <w:pPr>
-              <w:spacing w:after="0"/>
-              <w:jc w:val="center"/>
-            </w:pPr>
-            <w:r>
-              <w:rPr>
-                <w:rFonts w:ascii="Adani" w:hAnsi="Adani" w:eastAsia="Adani" w:cs="Adani"/>
-                <w:b w:val="0"/>
-                <w:sz w:val="23"/>
-              </w:rPr>
-              <w:t>19/09/2014</w:t>
-            </w:r>
-          </w:p>
-        </w:tc>
-        <w:tc>
-          <w:tcPr>
-            <w:tcW w:type="dxa" w:w="2250"/>
-          </w:tcPr>
-          <w:p>
-            <w:pPr>
-              <w:spacing w:after="0"/>
-              <w:jc w:val="center"/>
-            </w:pPr>
-          </w:p>
-        </w:tc>
-      </w:tr>
-      <w:tr>
-        <w:tc>
-          <w:tcPr>
-            <w:tcW w:type="dxa" w:w="636"/>
-          </w:tcPr>
-          <w:p>
-            <w:pPr>
-              <w:spacing w:after="0"/>
-              <w:ind w:left="360"/>
-            </w:pPr>
-            <w:r>
-              <w:rPr>
-                <w:rFonts w:ascii="Adani" w:hAnsi="Adani" w:eastAsia="Adani" w:cs="Adani"/>
-                <w:b w:val="0"/>
-                <w:sz w:val="23"/>
-              </w:rPr>
-              <w:t>8</w:t>
-            </w:r>
-          </w:p>
-        </w:tc>
-        <w:tc>
-          <w:tcPr>
-            <w:tcW w:type="dxa" w:w="3864"/>
-          </w:tcPr>
-          <w:p>
-            <w:pPr>
-              <w:spacing w:after="0"/>
-              <w:jc w:val="both"/>
-            </w:pPr>
-            <w:r>
-              <w:rPr>
-                <w:rFonts w:ascii="Adani" w:hAnsi="Adani" w:eastAsia="Adani" w:cs="Adani"/>
-                <w:b w:val="0"/>
-                <w:sz w:val="23"/>
-              </w:rPr>
-              <w:t>GTN TEXTILES LIMITED</w:t>
-            </w:r>
-          </w:p>
-        </w:tc>
-        <w:tc>
-          <w:tcPr>
-            <w:tcW w:type="dxa" w:w="2610"/>
-          </w:tcPr>
-          <w:p>
-            <w:pPr>
-              <w:spacing w:after="0"/>
-              <w:jc w:val="center"/>
-            </w:pPr>
-            <w:r>
-              <w:rPr>
-                <w:rFonts w:ascii="Adani" w:hAnsi="Adani" w:eastAsia="Adani" w:cs="Adani"/>
-                <w:b w:val="0"/>
-                <w:sz w:val="23"/>
-              </w:rPr>
-              <w:t>19/09/2014</w:t>
-            </w:r>
           </w:p>
         </w:tc>
         <w:tc>
@@ -965,7 +599,7 @@
           <w:b w:val="0"/>
           <w:sz w:val="23"/>
         </w:rPr>
-        <w:t xml:space="preserve">Date: 07th May, 2026</w:t>
+        <w:t xml:space="preserve">Date: 15th May, 2026</w:t>
         <w:tab/>
       </w:r>
     </w:p>

--- a/Backend/Director_Disclosure/Output_Disclosures/2024-25/BSE_E_AGRICULTURAL_MARKETS_LIMITED/DIR-8/DIR8_SUNDARESHAN_STHANUNATHAN_01675195.docx
+++ b/Backend/Director_Disclosure/Output_Disclosures/2024-25/BSE_E_AGRICULTURAL_MARKETS_LIMITED/DIR-8/DIR8_SUNDARESHAN_STHANUNATHAN_01675195.docx
@@ -599,7 +599,7 @@
           <w:b w:val="0"/>
           <w:sz w:val="23"/>
         </w:rPr>
-        <w:t xml:space="preserve">Date: 15th May, 2026</w:t>
+        <w:t xml:space="preserve">Date: 08th June, 2026</w:t>
         <w:tab/>
       </w:r>
     </w:p>
